--- a/paper/revision_r1/manuscript_revised.docx
+++ b/paper/revision_r1/manuscript_revised.docx
@@ -1851,6 +1851,8 @@
       </w:tblGrid>
       <w:tr>
         <w:trPr>
+          <w:tblHeader/>
+          <w:cantSplit/>
           <w:tblHeader w:val="on"/>
         </w:trPr>
         <w:tc>
@@ -1899,6 +1901,9 @@
         </w:tc>
       </w:tr>
       <w:tr>
+        <w:trPr>
+          <w:cantSplit/>
+        </w:trPr>
         <w:tc>
           <w:tcPr/>
           <w:p>
@@ -2003,6 +2008,9 @@
         </w:tc>
       </w:tr>
       <w:tr>
+        <w:trPr>
+          <w:cantSplit/>
+        </w:trPr>
         <w:tc>
           <w:tcPr/>
           <w:p>
@@ -2089,6 +2097,9 @@
         </w:tc>
       </w:tr>
       <w:tr>
+        <w:trPr>
+          <w:cantSplit/>
+        </w:trPr>
         <w:tc>
           <w:tcPr/>
           <w:p>
@@ -2181,6 +2192,9 @@
         </w:tc>
       </w:tr>
       <w:tr>
+        <w:trPr>
+          <w:cantSplit/>
+        </w:trPr>
         <w:tc>
           <w:tcPr/>
           <w:p>
@@ -2325,6 +2339,9 @@
         </w:tc>
       </w:tr>
       <w:tr>
+        <w:trPr>
+          <w:cantSplit/>
+        </w:trPr>
         <w:tc>
           <w:tcPr/>
           <w:p>
@@ -2468,6 +2485,9 @@
         </w:tc>
       </w:tr>
       <w:tr>
+        <w:trPr>
+          <w:cantSplit/>
+        </w:trPr>
         <w:tc>
           <w:tcPr/>
           <w:p>
@@ -5720,6 +5740,8 @@
       </w:tblGrid>
       <w:tr>
         <w:trPr>
+          <w:tblHeader/>
+          <w:cantSplit/>
           <w:tblHeader w:val="on"/>
         </w:trPr>
         <w:tc>
@@ -5826,6 +5848,9 @@
         </w:tc>
       </w:tr>
       <w:tr>
+        <w:trPr>
+          <w:cantSplit/>
+        </w:trPr>
         <w:tc>
           <w:tcPr/>
           <w:p>
@@ -5897,6 +5922,9 @@
         </w:tc>
       </w:tr>
       <w:tr>
+        <w:trPr>
+          <w:cantSplit/>
+        </w:trPr>
         <w:tc>
           <w:tcPr/>
           <w:p>
@@ -5968,6 +5996,9 @@
         </w:tc>
       </w:tr>
       <w:tr>
+        <w:trPr>
+          <w:cantSplit/>
+        </w:trPr>
         <w:tc>
           <w:tcPr/>
           <w:p>
@@ -6046,6 +6077,9 @@
         </w:tc>
       </w:tr>
       <w:tr>
+        <w:trPr>
+          <w:cantSplit/>
+        </w:trPr>
         <w:tc>
           <w:tcPr/>
           <w:p>
@@ -6117,6 +6151,9 @@
         </w:tc>
       </w:tr>
       <w:tr>
+        <w:trPr>
+          <w:cantSplit/>
+        </w:trPr>
         <w:tc>
           <w:tcPr/>
           <w:p>
@@ -6192,6 +6229,9 @@
         </w:tc>
       </w:tr>
       <w:tr>
+        <w:trPr>
+          <w:cantSplit/>
+        </w:trPr>
         <w:tc>
           <w:tcPr/>
           <w:p>
@@ -7507,6 +7547,8 @@
       </w:tblGrid>
       <w:tr>
         <w:trPr>
+          <w:tblHeader/>
+          <w:cantSplit/>
           <w:tblHeader w:val="on"/>
         </w:trPr>
         <w:tc>
@@ -7640,6 +7682,9 @@
         </w:tc>
       </w:tr>
       <w:tr>
+        <w:trPr>
+          <w:cantSplit/>
+        </w:trPr>
         <w:tc>
           <w:tcPr/>
           <w:p>
@@ -7708,6 +7753,9 @@
         </w:tc>
       </w:tr>
       <w:tr>
+        <w:trPr>
+          <w:cantSplit/>
+        </w:trPr>
         <w:tc>
           <w:tcPr/>
           <w:p>
@@ -7776,6 +7824,9 @@
         </w:tc>
       </w:tr>
       <w:tr>
+        <w:trPr>
+          <w:cantSplit/>
+        </w:trPr>
         <w:tc>
           <w:tcPr/>
           <w:p>
@@ -7844,6 +7895,9 @@
         </w:tc>
       </w:tr>
       <w:tr>
+        <w:trPr>
+          <w:cantSplit/>
+        </w:trPr>
         <w:tc>
           <w:tcPr/>
           <w:p>
@@ -7912,6 +7966,9 @@
         </w:tc>
       </w:tr>
       <w:tr>
+        <w:trPr>
+          <w:cantSplit/>
+        </w:trPr>
         <w:tc>
           <w:tcPr/>
           <w:p>
@@ -7980,6 +8037,9 @@
         </w:tc>
       </w:tr>
       <w:tr>
+        <w:trPr>
+          <w:cantSplit/>
+        </w:trPr>
         <w:tc>
           <w:tcPr/>
           <w:p>
@@ -8048,6 +8108,9 @@
         </w:tc>
       </w:tr>
       <w:tr>
+        <w:trPr>
+          <w:cantSplit/>
+        </w:trPr>
         <w:tc>
           <w:tcPr/>
           <w:p>
@@ -8490,6 +8553,8 @@
       </w:tblGrid>
       <w:tr>
         <w:trPr>
+          <w:tblHeader/>
+          <w:cantSplit/>
           <w:tblHeader w:val="on"/>
         </w:trPr>
         <w:tc>
@@ -8538,6 +8603,9 @@
         </w:tc>
       </w:tr>
       <w:tr>
+        <w:trPr>
+          <w:cantSplit/>
+        </w:trPr>
         <w:tc>
           <w:tcPr/>
           <w:p>
@@ -8656,6 +8724,9 @@
         </w:tc>
       </w:tr>
       <w:tr>
+        <w:trPr>
+          <w:cantSplit/>
+        </w:trPr>
         <w:tc>
           <w:tcPr/>
           <w:p>
@@ -8774,6 +8845,9 @@
         </w:tc>
       </w:tr>
       <w:tr>
+        <w:trPr>
+          <w:cantSplit/>
+        </w:trPr>
         <w:tc>
           <w:tcPr/>
           <w:p>
@@ -8892,6 +8966,9 @@
         </w:tc>
       </w:tr>
       <w:tr>
+        <w:trPr>
+          <w:cantSplit/>
+        </w:trPr>
         <w:tc>
           <w:tcPr/>
           <w:p>
@@ -9010,6 +9087,9 @@
         </w:tc>
       </w:tr>
       <w:tr>
+        <w:trPr>
+          <w:cantSplit/>
+        </w:trPr>
         <w:tc>
           <w:tcPr/>
           <w:p>
@@ -9128,6 +9208,9 @@
         </w:tc>
       </w:tr>
       <w:tr>
+        <w:trPr>
+          <w:cantSplit/>
+        </w:trPr>
         <w:tc>
           <w:tcPr/>
           <w:p>
@@ -9246,6 +9329,9 @@
         </w:tc>
       </w:tr>
       <w:tr>
+        <w:trPr>
+          <w:cantSplit/>
+        </w:trPr>
         <w:tc>
           <w:tcPr/>
           <w:p>
